--- a/assignment_report.docx
+++ b/assignment_report.docx
@@ -1315,87 +1315,52 @@
         <w:t xml:space="preserve">Two limitations are noted. First, the figures are modelled estimates rather than direct measurements, calibrated against Defra's national monitoring network; they should be interpreted as a reliable approximation of background air quality rather than an exact reading for any specific street or postcode. Second, as with the broadband dataset, the data is aggregated to local authority level rather than individual town. Kent's local authority districts correspond reasonably well to the selected towns, but Monmouthshire is administered as a single unitary authority, so all five Monmouthshire towns in this study will share one PM2.5 figure. This repeats the same granularity limitation identified for the broadband dataset in Section 2.4, and is discussed further in the exploratory data analysis and conclusions sections of this report.</w:t>
       </w:r>
     </w:p>
+    <w:p/>
     <w:p>
       <w:pPr>
         <w:pStyle w:val="Heading1"/>
       </w:pPr>
       <w:r>
-        <w:t xml:space="preserve">4. Data Loading, Filtering, and Wrangling</w:t>
-      </w:r>
-    </w:p>
-    <w:p>
-      <w:r>
-        <w:t xml:space="preserve">With the four datasets identified and their provenance documented, the next stage of the project was to load them, confirm their real structure, and reduce them from national coverage down to the twenty selected towns. This work was deliberately split across several small scripts rather than written as one large cleaning routine. Each script has a single responsibility, prints what it has done, and writes its output to disk, so that a problem in one dataset can be identified and corrected without re-running the whole pipeline.</w:t>
-      </w:r>
-    </w:p>
-    <w:p/>
-    <w:p>
-      <w:r>
-        <w:t xml:space="preserve">The pipeline is organised as follows: Stage 1 loads and inspects the raw data without changing it; Stage 2 builds the shared reference mappings that the filtering depends on; Stage 2a filters the three district-level datasets; and Stage 2b filters and aggregates the crime data, which required a different matching strategy. Raw files are held in Data/raw/ and are never modified; all outputs are written to Data/processed/, keeping the original downloads intact and reproducible.</w:t>
-      </w:r>
-    </w:p>
-    <w:p/>
+        <w:t xml:space="preserve">4. Data Filtering</w:t>
+      </w:r>
+    </w:p>
     <w:p>
       <w:pPr>
         <w:pStyle w:val="Heading2"/>
       </w:pPr>
       <w:r>
-        <w:t xml:space="preserve">4.1 Stage 1: Loading and Inspecting the Raw Data</w:t>
-      </w:r>
-    </w:p>
-    <w:p>
-      <w:r>
-        <w:t xml:space="preserve">Before any filtering or cleaning logic was written, stage1_load_inspect.py was used to load each of the four raw datasets and print its real column names, a sample of rows, and basic record counts. This inspection-only step was kept separate on purpose. Raw government and mirrored data frequently differs in small ways from its published documentation — a missing header row, metadata lines above the real header, or a column named differently than expected — and discovering these while writing filtering logic makes the cause of an error much harder to isolate. Inspecting first meant each such issue was found once, fixed once, and then relied upon safely by every later script.</w:t>
-      </w:r>
-    </w:p>
-    <w:p/>
-    <w:p>
-      <w:r>
-        <w:t xml:space="preserve">Four structural issues were identified and resolved at this stage:</w:t>
-      </w:r>
-    </w:p>
-    <w:p>
-      <w:pPr>
-        <w:ind w:left="360" w:hanging="360"/>
-      </w:pPr>
-      <w:r>
-        <w:t xml:space="preserve">•	The HM Land Registry yearly files have no header row, unlike the Kaggle mirror originally used. All fifteen columns are therefore named explicitly in the script, following the official schema published on gov.uk. This also restored the full address fields (PAON, SAON, Street, Locality) that the mirror's truncated format omitted.</w:t>
-      </w:r>
-    </w:p>
-    <w:p>
-      <w:pPr>
-        <w:ind w:left="360" w:hanging="360"/>
-      </w:pPr>
-      <w:r>
-        <w:t xml:space="preserve">•	The Defra air quality file carries two metadata rows above its real header, so it is read with skiprows=2. Without this, pandas treats the metadata as column names and every field is mislabelled.</w:t>
-      </w:r>
-    </w:p>
-    <w:p>
-      <w:pPr>
-        <w:ind w:left="360" w:hanging="360"/>
-      </w:pPr>
-      <w:r>
-        <w:t xml:space="preserve">•	File paths are built from the script's own location using Path(__file__).resolve().parent.parent rather than from the working directory, because the scripts live in Step1/ while the data lives in a sibling Data/ folder. A relative path would only work if the script were always run from one specific folder, which is not reliable.</w:t>
-      </w:r>
-    </w:p>
-    <w:p>
-      <w:pPr>
-        <w:ind w:left="360" w:hanging="360"/>
-      </w:pPr>
-      <w:r>
-        <w:t xml:space="preserve">•	The crime data's outcome column is actually named 'Last outcome category', not 'Outcome type' as initially assumed from the documentation. This was confirmed only by printing real sample rows.</w:t>
-      </w:r>
-    </w:p>
-    <w:p/>
-    <w:p>
-      <w:r>
-        <w:t xml:space="preserve">The inspection confirmed the following:</w:t>
+        <w:t xml:space="preserve">4.1 Overview</w:t>
+      </w:r>
+    </w:p>
+    <w:p>
+      <w:r>
+        <w:t xml:space="preserve">With all four raw datasets collected (Section 2) and loaded and inspected for structural issues (a separate technical stage not detailed in this report), each dataset was filtered down to only the data relevant to the 20 selected towns across Kent and Monmouthshire. This section documents what was filtered, how, and an important structural finding that emerged during filtering: several of the selected towns share a single local authority district, meaning some datasets cannot distinguish between them.</w:t>
+      </w:r>
+    </w:p>
+    <w:p/>
+    <w:p>
+      <w:pPr>
+        <w:pStyle w:val="Heading2"/>
+      </w:pPr>
+      <w:r>
+        <w:t xml:space="preserve">4.2 The Town-to-District Mapping</w:t>
+      </w:r>
+    </w:p>
+    <w:p>
+      <w:r>
+        <w:t xml:space="preserve">House prices, broadband, and air quality data are all published using local authority District (or unitary authority) names rather than individual town names. A mapping was therefore built from each of the 20 selected towns to its real local authority District, based on actual UK local government structure rather than assumed from town names alone (for example, Folkestone's district is officially "Folkestone and Hythe", and Royal Tunbridge Wells' district is "Tunbridge Wells").</w:t>
+      </w:r>
+    </w:p>
+    <w:p/>
+    <w:p>
+      <w:r>
+        <w:t xml:space="preserve">Building this mapping surfaced an important structural finding: the 20 selected towns correspond to only 13 unique districts, because several towns share the same local authority area. This is summarised below.</w:t>
       </w:r>
     </w:p>
     <w:p/>
     <w:tbl>
       <w:tblPr>
-        <w:tblW w:type="dxa" w:w="9000"/>
+        <w:tblW w:type="dxa" w:w="9200"/>
         <w:tblBorders>
           <w:top w:val="single" w:color="auto" w:sz="4"/>
           <w:left w:val="single" w:color="auto" w:sz="4"/>
@@ -1406,14 +1371,13 @@
         </w:tblBorders>
       </w:tblPr>
       <w:tblGrid>
-        <w:gridCol w:w="2000"/>
-        <w:gridCol w:w="3600"/>
-        <w:gridCol w:w="3400"/>
+        <w:gridCol w:w="3200"/>
+        <w:gridCol w:w="6000"/>
       </w:tblGrid>
       <w:tr>
         <w:tc>
           <w:tcPr>
-            <w:tcW w:type="dxa" w:w="2000"/>
+            <w:tcW w:type="dxa" w:w="3200"/>
             <w:shd w:fill="1F4E5F" w:val="clear"/>
           </w:tcPr>
           <w:p>
@@ -1423,13 +1387,13 @@
                 <w:bCs/>
                 <w:color w:val="FFFFFF"/>
               </w:rPr>
-              <w:t xml:space="preserve">Dataset</w:t>
-            </w:r>
-          </w:p>
-        </w:tc>
-        <w:tc>
-          <w:tcPr>
-            <w:tcW w:type="dxa" w:w="3600"/>
+              <w:t xml:space="preserve">District</w:t>
+            </w:r>
+          </w:p>
+        </w:tc>
+        <w:tc>
+          <w:tcPr>
+            <w:tcW w:type="dxa" w:w="6000"/>
             <w:shd w:fill="1F4E5F" w:val="clear"/>
           </w:tcPr>
           <w:p>
@@ -1439,151 +1403,73 @@
                 <w:bCs/>
                 <w:color w:val="FFFFFF"/>
               </w:rPr>
-              <w:t xml:space="preserve">Confirmed on load</w:t>
-            </w:r>
-          </w:p>
-        </w:tc>
-        <w:tc>
-          <w:tcPr>
-            <w:tcW w:type="dxa" w:w="3400"/>
-            <w:shd w:fill="1F4E5F" w:val="clear"/>
-          </w:tcPr>
-          <w:p>
-            <w:r>
-              <w:rPr>
-                <w:b/>
-                <w:bCs/>
-                <w:color w:val="FFFFFF"/>
-              </w:rPr>
-              <w:t xml:space="preserve">Coverage</w:t>
-            </w:r>
-          </w:p>
-        </w:tc>
-      </w:tr>
-      <w:tr>
-        <w:tc>
-          <w:tcPr>
-            <w:tcW w:type="dxa" w:w="2000"/>
-          </w:tcPr>
-          <w:p>
-            <w:r>
-              <w:t xml:space="preserve">House prices</w:t>
-            </w:r>
-          </w:p>
-        </w:tc>
-        <w:tc>
-          <w:tcPr>
-            <w:tcW w:type="dxa" w:w="3600"/>
-          </w:tcPr>
-          <w:p>
-            <w:r>
-              <w:t xml:space="preserve">4,150,644 rows across the four yearly files</w:t>
-            </w:r>
-          </w:p>
-        </w:tc>
-        <w:tc>
-          <w:tcPr>
-            <w:tcW w:type="dxa" w:w="3400"/>
-          </w:tcPr>
-          <w:p>
-            <w:r>
-              <w:t xml:space="preserve">119,432 rows in Kent; 6,945 in Monmouthshire</w:t>
-            </w:r>
-          </w:p>
-        </w:tc>
-      </w:tr>
-      <w:tr>
-        <w:tc>
-          <w:tcPr>
-            <w:tcW w:type="dxa" w:w="2000"/>
-          </w:tcPr>
-          <w:p>
-            <w:r>
-              <w:t xml:space="preserve">Broadband</w:t>
-            </w:r>
-          </w:p>
-        </w:tc>
-        <w:tc>
-          <w:tcPr>
-            <w:tcW w:type="dxa" w:w="3600"/>
-          </w:tcPr>
-          <w:p>
-            <w:r>
-              <w:t xml:space="preserve">374 local authorities, one row each</w:t>
-            </w:r>
-          </w:p>
-        </w:tc>
-        <w:tc>
-          <w:tcPr>
-            <w:tcW w:type="dxa" w:w="3400"/>
-          </w:tcPr>
-          <w:p>
-            <w:r>
-              <w:t xml:space="preserve">Kent districts and Monmouthshire all present</w:t>
-            </w:r>
-          </w:p>
-        </w:tc>
-      </w:tr>
-      <w:tr>
-        <w:tc>
-          <w:tcPr>
-            <w:tcW w:type="dxa" w:w="2000"/>
-          </w:tcPr>
-          <w:p>
-            <w:r>
-              <w:t xml:space="preserve">Air quality (PM2.5)</w:t>
-            </w:r>
-          </w:p>
-        </w:tc>
-        <w:tc>
-          <w:tcPr>
-            <w:tcW w:type="dxa" w:w="3600"/>
-          </w:tcPr>
-          <w:p>
-            <w:r>
-              <w:t xml:space="preserve">361 local authorities, one row each</w:t>
-            </w:r>
-          </w:p>
-        </w:tc>
-        <w:tc>
-          <w:tcPr>
-            <w:tcW w:type="dxa" w:w="3400"/>
-          </w:tcPr>
-          <w:p>
-            <w:r>
-              <w:t xml:space="preserve">Kent districts and Monmouthshire all present</w:t>
-            </w:r>
-          </w:p>
-        </w:tc>
-      </w:tr>
-      <w:tr>
-        <w:tc>
-          <w:tcPr>
-            <w:tcW w:type="dxa" w:w="2000"/>
-          </w:tcPr>
-          <w:p>
-            <w:r>
-              <w:t xml:space="preserve">Crime</w:t>
-            </w:r>
-          </w:p>
-        </w:tc>
-        <w:tc>
-          <w:tcPr>
-            <w:tcW w:type="dxa" w:w="3600"/>
-          </w:tcPr>
-          <w:p>
-            <w:r>
-              <w:t xml:space="preserve">36 monthly folders, 14 distinct crime types</w:t>
-            </w:r>
-          </w:p>
-        </w:tc>
-        <w:tc>
-          <w:tcPr>
-            <w:tcW w:type="dxa" w:w="3400"/>
-          </w:tcPr>
-          <w:p>
-            <w:r>
-              <w:t xml:space="preserve">2021-06 to 2024-05, Kent and Gwent forces present</w:t>
+              <w:t xml:space="preserve">Towns sharing this district</w:t>
+            </w:r>
+          </w:p>
+        </w:tc>
+      </w:tr>
+      <w:tr>
+        <w:tc>
+          <w:tcPr>
+            <w:tcW w:type="dxa" w:w="3200"/>
+          </w:tcPr>
+          <w:p>
+            <w:r>
+              <w:t xml:space="preserve">Medway</w:t>
+            </w:r>
+          </w:p>
+        </w:tc>
+        <w:tc>
+          <w:tcPr>
+            <w:tcW w:type="dxa" w:w="6000"/>
+          </w:tcPr>
+          <w:p>
+            <w:r>
+              <w:t xml:space="preserve">Chatham, Rochester, Gillingham</w:t>
+            </w:r>
+          </w:p>
+        </w:tc>
+      </w:tr>
+      <w:tr>
+        <w:tc>
+          <w:tcPr>
+            <w:tcW w:type="dxa" w:w="3200"/>
+          </w:tcPr>
+          <w:p>
+            <w:r>
+              <w:t xml:space="preserve">Thanet</w:t>
+            </w:r>
+          </w:p>
+        </w:tc>
+        <w:tc>
+          <w:tcPr>
+            <w:tcW w:type="dxa" w:w="6000"/>
+          </w:tcPr>
+          <w:p>
+            <w:r>
+              <w:t xml:space="preserve">Margate, Ramsgate</w:t>
+            </w:r>
+          </w:p>
+        </w:tc>
+      </w:tr>
+      <w:tr>
+        <w:tc>
+          <w:tcPr>
+            <w:tcW w:type="dxa" w:w="3200"/>
+          </w:tcPr>
+          <w:p>
+            <w:r>
+              <w:t xml:space="preserve">Monmouthshire</w:t>
+            </w:r>
+          </w:p>
+        </w:tc>
+        <w:tc>
+          <w:tcPr>
+            <w:tcW w:type="dxa" w:w="6000"/>
+          </w:tcPr>
+          <w:p>
+            <w:r>
+              <w:t xml:space="preserve">Abergavenny, Chepstow, Caldicot, Monmouth, Usk</w:t>
             </w:r>
           </w:p>
         </w:tc>
@@ -1592,7 +1478,7 @@
     <w:p/>
     <w:p>
       <w:r>
-        <w:t xml:space="preserve">Only once all four sections printed sensible output was the project considered ready to move on to filtering.</w:t>
+        <w:t xml:space="preserve">This has a direct consequence for the analysis: since broadband and air quality data are only available at district level, Chatham, Rochester, and Gillingham will carry identical broadband and air quality figures, and the same applies to Margate and Ramsgate. This is not an error in the data or the filtering process; it is a genuine structural limitation of using district-level open data to represent individual towns, and it is treated as such throughout this report rather than concealed. House price and crime data, by contrast, retain enough detail (individual transaction records and LSOA-level crime records respectively) to distinguish between towns even within a shared district, which is discussed further below.</w:t>
       </w:r>
     </w:p>
     <w:p/>
@@ -1601,24 +1487,70 @@
         <w:pStyle w:val="Heading2"/>
       </w:pPr>
       <w:r>
-        <w:t xml:space="preserve">4.2 Stage 2: Shared Reference Data</w:t>
-      </w:r>
-    </w:p>
-    <w:p>
-      <w:r>
-        <w:t xml:space="preserve">Filtering the datasets required two pieces of shared logic, each built as its own reference module so that a correction need only be made in one place and is then picked up automatically by every script that depends on it.</w:t>
-      </w:r>
-    </w:p>
-    <w:p/>
-    <w:p>
-      <w:r>
-        <w:t xml:space="preserve">reference_towns.py maps each of the twenty selected towns to its real local authority district, taken from actual UK local government structure rather than inferred from the town name. This was necessary because district names do not reliably match town names: Folkestone sits within the district of 'Folkestone and Hythe', and Royal Tunbridge Wells sits within the district of 'Tunbridge Wells'. More significantly, several towns share a district, as shown below.</w:t>
-      </w:r>
-    </w:p>
-    <w:p/>
+        <w:t xml:space="preserve">4.3 Filtering House Prices, Broadband, and Air Quality</w:t>
+      </w:r>
+    </w:p>
+    <w:p>
+      <w:r>
+        <w:t xml:space="preserve">House prices, broadband, and air quality were filtered using the same District-based mapping described above. Broadband and air quality, being small files (one row per UK local authority), were filtered directly by matching the District/Local Authority column against the 13 selected districts.</w:t>
+      </w:r>
+    </w:p>
+    <w:p/>
+    <w:p>
+      <w:r>
+        <w:t xml:space="preserve">House prices required more care due to file size: even split into yearly files (Section 2.3), each year still contains 800,000 to over 1,000,000 transaction records for the whole of England and Wales. Rather than loading an entire yearly file into memory before filtering, each file was read and filtered in chunks of 200,000 rows at a time, with only matching rows retained. This kept memory usage low throughout and avoided the file-access problems encountered with the original single-file approach (Section 2.3).</w:t>
+      </w:r>
+    </w:p>
+    <w:p/>
+    <w:p>
+      <w:r>
+        <w:t xml:space="preserve">The filtering script also prints an explicit warning if any of the 13 expected districts is not found in a given dataset. This safeguard exists because a silent filtering mismatch (for example, a dataset spelling a district name with an ampersand instead of "and") would otherwise cause that town's data to be silently dropped, with no visible indication that anything had gone wrong until a gap was noticed much later during analysis.</w:t>
+      </w:r>
+    </w:p>
+    <w:p/>
+    <w:p>
+      <w:pPr>
+        <w:pStyle w:val="Heading2"/>
+      </w:pPr>
+      <w:r>
+        <w:t xml:space="preserve">4.4 Filtering and Aggregating Crime Data</w:t>
+      </w:r>
+    </w:p>
+    <w:p>
+      <w:r>
+        <w:t xml:space="preserve">Crime data required a different filtering approach, since the raw police.uk street-level files do not include a District column. Records were first filtered to only those attributed to Kent Police or Gwent Police (the two forces covering the selected counties), narrowing the dataset from 36 monthly folders covering roughly 44 police forces each to only the relevant force files.</w:t>
+      </w:r>
+    </w:p>
+    <w:p/>
+    <w:p>
+      <w:r>
+        <w:t xml:space="preserve">Each remaining crime record was then matched to a specific town using its LSOA (Lower Layer Super Output Area) name, which typically begins with the relevant local authority area name (for example, "Maidstone 001A"). Matching required handling multi-word area names correctly (for example, "Tunbridge Wells 003A") and excluding records with no usable location (recorded as "No Location" in the source data, generally used for sensitive crime types).</w:t>
+      </w:r>
+    </w:p>
+    <w:p/>
+    <w:p>
+      <w:r>
+        <w:t xml:space="preserve">The 14 distinct crime types present in the raw data were grouped into three broader categories, following the same general approach used in official UK crime statistics: Violent (violence and sexual offences, robbery, possession of weapons), Property (burglary, vehicle crime, theft-related offences, criminal damage and arson, shoplifting), and Other (anti-social behaviour, public order, drugs, and other crime). This grouping was chosen to keep the later recommendation system's crime score interpretable, rather than working with 14 separate categories.</w:t>
+      </w:r>
+    </w:p>
+    <w:p/>
+    <w:p>
+      <w:r>
+        <w:t xml:space="preserve">Because LSOA naming follows the same district-level pattern as broadband and air quality data, the Medway and Thanet towns identified in Section 4.2 also share identical crime figures with each other, extending the same structural limitation to a third dataset. Crime counts for each town were normalised per 1,000 residents (using the population figures established in Section 1) so that towns of very different sizes, such as Maidstone (population 113,137) and Usk (population 3,000), can be compared fairly rather than simply reflecting town size.</w:t>
+      </w:r>
+    </w:p>
+    <w:p/>
+    <w:p>
+      <w:pPr>
+        <w:pStyle w:val="Heading2"/>
+      </w:pPr>
+      <w:r>
+        <w:t xml:space="preserve">4.5 Summary of Filtering Outcomes</w:t>
+      </w:r>
+    </w:p>
     <w:tbl>
       <w:tblPr>
-        <w:tblW w:type="dxa" w:w="9000"/>
+        <w:tblW w:type="dxa" w:w="9200"/>
         <w:tblBorders>
           <w:top w:val="single" w:color="auto" w:sz="4"/>
           <w:left w:val="single" w:color="auto" w:sz="4"/>
@@ -1629,14 +1561,14 @@
         </w:tblBorders>
       </w:tblPr>
       <w:tblGrid>
-        <w:gridCol w:w="2000"/>
-        <w:gridCol w:w="3600"/>
-        <w:gridCol w:w="3400"/>
+        <w:gridCol w:w="2200"/>
+        <w:gridCol w:w="3200"/>
+        <w:gridCol w:w="3800"/>
       </w:tblGrid>
       <w:tr>
         <w:tc>
           <w:tcPr>
-            <w:tcW w:type="dxa" w:w="2000"/>
+            <w:tcW w:type="dxa" w:w="2200"/>
             <w:shd w:fill="1F4E5F" w:val="clear"/>
           </w:tcPr>
           <w:p>
@@ -1646,13 +1578,13 @@
                 <w:bCs/>
                 <w:color w:val="FFFFFF"/>
               </w:rPr>
-              <w:t xml:space="preserve">District</w:t>
-            </w:r>
-          </w:p>
-        </w:tc>
-        <w:tc>
-          <w:tcPr>
-            <w:tcW w:type="dxa" w:w="3600"/>
+              <w:t xml:space="preserve">Dataset</w:t>
+            </w:r>
+          </w:p>
+        </w:tc>
+        <w:tc>
+          <w:tcPr>
+            <w:tcW w:type="dxa" w:w="3200"/>
             <w:shd w:fill="1F4E5F" w:val="clear"/>
           </w:tcPr>
           <w:p>
@@ -1662,13 +1594,13 @@
                 <w:bCs/>
                 <w:color w:val="FFFFFF"/>
               </w:rPr>
-              <w:t xml:space="preserve">Towns within it</w:t>
-            </w:r>
-          </w:p>
-        </w:tc>
-        <w:tc>
-          <w:tcPr>
-            <w:tcW w:type="dxa" w:w="3400"/>
+              <w:t xml:space="preserve">Filtering method</w:t>
+            </w:r>
+          </w:p>
+        </w:tc>
+        <w:tc>
+          <w:tcPr>
+            <w:tcW w:type="dxa" w:w="3800"/>
             <w:shd w:fill="1F4E5F" w:val="clear"/>
           </w:tcPr>
           <w:p>
@@ -1678,103 +1610,135 @@
                 <w:bCs/>
                 <w:color w:val="FFFFFF"/>
               </w:rPr>
-              <w:t xml:space="preserve">Consequence</w:t>
-            </w:r>
-          </w:p>
-        </w:tc>
-      </w:tr>
-      <w:tr>
-        <w:tc>
-          <w:tcPr>
-            <w:tcW w:type="dxa" w:w="2000"/>
-          </w:tcPr>
-          <w:p>
-            <w:r>
-              <w:t xml:space="preserve">Medway</w:t>
-            </w:r>
-          </w:p>
-        </w:tc>
-        <w:tc>
-          <w:tcPr>
-            <w:tcW w:type="dxa" w:w="3600"/>
-          </w:tcPr>
-          <w:p>
-            <w:r>
-              <w:t xml:space="preserve">Chatham, Rochester, Gillingham</w:t>
-            </w:r>
-          </w:p>
-        </w:tc>
-        <w:tc>
-          <w:tcPr>
-            <w:tcW w:type="dxa" w:w="3400"/>
-          </w:tcPr>
-          <w:p>
-            <w:r>
-              <w:t xml:space="preserve">Identical broadband, air quality and crime figures</w:t>
-            </w:r>
-          </w:p>
-        </w:tc>
-      </w:tr>
-      <w:tr>
-        <w:tc>
-          <w:tcPr>
-            <w:tcW w:type="dxa" w:w="2000"/>
-          </w:tcPr>
-          <w:p>
-            <w:r>
-              <w:t xml:space="preserve">Thanet</w:t>
-            </w:r>
-          </w:p>
-        </w:tc>
-        <w:tc>
-          <w:tcPr>
-            <w:tcW w:type="dxa" w:w="3600"/>
-          </w:tcPr>
-          <w:p>
-            <w:r>
-              <w:t xml:space="preserve">Margate, Ramsgate</w:t>
-            </w:r>
-          </w:p>
-        </w:tc>
-        <w:tc>
-          <w:tcPr>
-            <w:tcW w:type="dxa" w:w="3400"/>
-          </w:tcPr>
-          <w:p>
-            <w:r>
-              <w:t xml:space="preserve">Identical broadband, air quality and crime figures</w:t>
-            </w:r>
-          </w:p>
-        </w:tc>
-      </w:tr>
-      <w:tr>
-        <w:tc>
-          <w:tcPr>
-            <w:tcW w:type="dxa" w:w="2000"/>
-          </w:tcPr>
-          <w:p>
-            <w:r>
-              <w:t xml:space="preserve">Monmouthshire</w:t>
-            </w:r>
-          </w:p>
-        </w:tc>
-        <w:tc>
-          <w:tcPr>
-            <w:tcW w:type="dxa" w:w="3600"/>
-          </w:tcPr>
-          <w:p>
-            <w:r>
-              <w:t xml:space="preserve">Abergavenny, Chepstow, Caldicot, Monmouth, Usk</w:t>
-            </w:r>
-          </w:p>
-        </w:tc>
-        <w:tc>
-          <w:tcPr>
-            <w:tcW w:type="dxa" w:w="3400"/>
-          </w:tcPr>
-          <w:p>
-            <w:r>
-              <w:t xml:space="preserve">All five Welsh towns share one figure per district-level factor</w:t>
+              <w:t xml:space="preserve">Result</w:t>
+            </w:r>
+          </w:p>
+        </w:tc>
+      </w:tr>
+      <w:tr>
+        <w:tc>
+          <w:tcPr>
+            <w:tcW w:type="dxa" w:w="2200"/>
+          </w:tcPr>
+          <w:p>
+            <w:r>
+              <w:t xml:space="preserve">House prices</w:t>
+            </w:r>
+          </w:p>
+        </w:tc>
+        <w:tc>
+          <w:tcPr>
+            <w:tcW w:type="dxa" w:w="3200"/>
+          </w:tcPr>
+          <w:p>
+            <w:r>
+              <w:t xml:space="preserve">Chunked read, filtered by District (2021-2024 yearly files)</w:t>
+            </w:r>
+          </w:p>
+        </w:tc>
+        <w:tc>
+          <w:tcPr>
+            <w:tcW w:type="dxa" w:w="3800"/>
+          </w:tcPr>
+          <w:p>
+            <w:r>
+              <w:t xml:space="preserve">Filtered to 13 selected districts, ready for per-town aggregation</w:t>
+            </w:r>
+          </w:p>
+        </w:tc>
+      </w:tr>
+      <w:tr>
+        <w:tc>
+          <w:tcPr>
+            <w:tcW w:type="dxa" w:w="2200"/>
+          </w:tcPr>
+          <w:p>
+            <w:r>
+              <w:t xml:space="preserve">Broadband</w:t>
+            </w:r>
+          </w:p>
+        </w:tc>
+        <w:tc>
+          <w:tcPr>
+            <w:tcW w:type="dxa" w:w="3200"/>
+          </w:tcPr>
+          <w:p>
+            <w:r>
+              <w:t xml:space="preserve">Direct filter by Local Authority name</w:t>
+            </w:r>
+          </w:p>
+        </w:tc>
+        <w:tc>
+          <w:tcPr>
+            <w:tcW w:type="dxa" w:w="3800"/>
+          </w:tcPr>
+          <w:p>
+            <w:r>
+              <w:t xml:space="preserve">13 of 13 districts confirmed present</w:t>
+            </w:r>
+          </w:p>
+        </w:tc>
+      </w:tr>
+      <w:tr>
+        <w:tc>
+          <w:tcPr>
+            <w:tcW w:type="dxa" w:w="2200"/>
+          </w:tcPr>
+          <w:p>
+            <w:r>
+              <w:t xml:space="preserve">Air quality</w:t>
+            </w:r>
+          </w:p>
+        </w:tc>
+        <w:tc>
+          <w:tcPr>
+            <w:tcW w:type="dxa" w:w="3200"/>
+          </w:tcPr>
+          <w:p>
+            <w:r>
+              <w:t xml:space="preserve">Direct filter by Local Authority name</w:t>
+            </w:r>
+          </w:p>
+        </w:tc>
+        <w:tc>
+          <w:tcPr>
+            <w:tcW w:type="dxa" w:w="3800"/>
+          </w:tcPr>
+          <w:p>
+            <w:r>
+              <w:t xml:space="preserve">13 of 13 districts confirmed present</w:t>
+            </w:r>
+          </w:p>
+        </w:tc>
+      </w:tr>
+      <w:tr>
+        <w:tc>
+          <w:tcPr>
+            <w:tcW w:type="dxa" w:w="2200"/>
+          </w:tcPr>
+          <w:p>
+            <w:r>
+              <w:t xml:space="preserve">Crime</w:t>
+            </w:r>
+          </w:p>
+        </w:tc>
+        <w:tc>
+          <w:tcPr>
+            <w:tcW w:type="dxa" w:w="3200"/>
+          </w:tcPr>
+          <w:p>
+            <w:r>
+              <w:t xml:space="preserve">Filtered by police force, matched by LSOA name prefix, grouped by type</w:t>
+            </w:r>
+          </w:p>
+        </w:tc>
+        <w:tc>
+          <w:tcPr>
+            <w:tcW w:type="dxa" w:w="3800"/>
+          </w:tcPr>
+          <w:p>
+            <w:r>
+              <w:t xml:space="preserve">One row per town: total crimes, Violent/Property/Other breakdown, crimes per 1,000 residents</w:t>
             </w:r>
           </w:p>
         </w:tc>
@@ -1783,346 +1747,7 @@
     <w:p/>
     <w:p>
       <w:r>
-        <w:t xml:space="preserve">As a result, the twenty selected towns correspond to only thirteen unique districts. This is a structural property of how the source data is published rather than an error in the filtering, and it is carried forward explicitly into the exploratory analysis and the limitations discussed in this report. House price data is unaffected, as it records a town for each transaction, and crime data is recorded at LSOA level, though in practice the LSOA names follow the district name and so inherit the same limitation.</w:t>
-      </w:r>
-    </w:p>
-    <w:p/>
-    <w:p>
-      <w:r>
-        <w:t xml:space="preserve">reference_crime_groups.py maps the fourteen raw crime types found in Stage 1 into three broader categories — Violent, Property, and Other. Fourteen categories is too granular to produce a single comparable crime score per town, and the grouping used follows the broad approach taken in official UK crime statistics, making it a defensible categorisation rather than an arbitrary one. Grouping at this stage, alongside the town reference, keeps all shared logic in one place before any filtering code depends on it.</w:t>
-      </w:r>
-    </w:p>
-    <w:p/>
-    <w:p>
-      <w:pPr>
-        <w:pStyle w:val="Heading2"/>
-      </w:pPr>
-      <w:r>
-        <w:t xml:space="preserve">4.3 Stage 2a: Filtering House Prices, Broadband, and Air Quality</w:t>
-      </w:r>
-    </w:p>
-    <w:p>
-      <w:r>
-        <w:t xml:space="preserve">stage2a_filter_prices_broadband_air.py reduces the three district-matched datasets to the thirteen selected districts and writes each result to Data/processed/.</w:t>
-      </w:r>
-    </w:p>
-    <w:p/>
-    <w:p>
-      <w:r>
-        <w:t xml:space="preserve">The house price data is read in chunks of 200,000 rows rather than loaded in full. Even restricted to 2021-2024, each yearly file contains between roughly 800,000 and 1,300,000 rows, and reading an entire file into memory before filtering risks the same resource problems encountered with the original 770MB single-file download. Each chunk is filtered against the selected districts as it is read and only the matching rows are retained, keeping memory use low throughout. District names are standardised to upper case before comparison, as capitalisation is not consistent across the source files.</w:t>
-      </w:r>
-    </w:p>
-    <w:p/>
-    <w:p>
-      <w:r>
-        <w:t xml:space="preserve">Broadband and air quality are each a single small file with one row per local authority, so both are filtered directly on the authority name. In both cases the script compares the set of districts it expected against the set it actually matched, and prints an explicit warning for any district that was not found. This check matters because a name that differs only slightly between the reference mapping and the published data — an ampersand in place of 'and', for instance — would otherwise cause that town's data to be dropped silently, surfacing much later as an unexplained gap in the analysis. Where such a mismatch occurs the reference mapping is corrected, never the source data.</w:t>
-      </w:r>
-    </w:p>
-    <w:p/>
-    <w:p>
-      <w:r>
-        <w:t xml:space="preserve">Stage 2a produces three files:</w:t>
-      </w:r>
-    </w:p>
-    <w:p>
-      <w:r>
-        <w:rPr>
-          <w:rFonts w:ascii="Consolas" w:hAnsi="Consolas"/>
-          <w:sz w:val="18"/>
-          <w:szCs w:val="18"/>
-        </w:rPr>
-        <w:t xml:space="preserve">Data/processed/house_prices_filtered.csv</w:t>
-      </w:r>
-    </w:p>
-    <w:p>
-      <w:r>
-        <w:rPr>
-          <w:rFonts w:ascii="Consolas" w:hAnsi="Consolas"/>
-          <w:sz w:val="18"/>
-          <w:szCs w:val="18"/>
-        </w:rPr>
-        <w:t xml:space="preserve">Data/processed/broadband_filtered.csv</w:t>
-      </w:r>
-    </w:p>
-    <w:p>
-      <w:r>
-        <w:rPr>
-          <w:rFonts w:ascii="Consolas" w:hAnsi="Consolas"/>
-          <w:sz w:val="18"/>
-          <w:szCs w:val="18"/>
-        </w:rPr>
-        <w:t xml:space="preserve">Data/processed/air_quality_filtered.csv</w:t>
-      </w:r>
-    </w:p>
-    <w:p/>
-    <w:p>
-      <w:pPr>
-        <w:pStyle w:val="Heading2"/>
-      </w:pPr>
-      <w:r>
-        <w:t xml:space="preserve">4.4 Stage 2b: Filtering and Aggregating Crime Data</w:t>
-      </w:r>
-    </w:p>
-    <w:p>
-      <w:r>
-        <w:t xml:space="preserve">Crime data required a different approach, as it contains no district column. stage2b_filter_crime.py first walks the 36 monthly folders and selects only the Kent Police and Gwent Police street-level files, discarding the outcomes and stop-and-search files and the roughly forty other police forces that the download also contains. Each file is read with only the three columns actually needed — 'Falls within', 'LSOA name', and 'Crime type' — which substantially reduces load time and memory use across the full set of files.</w:t>
-      </w:r>
-    </w:p>
-    <w:p/>
-    <w:p>
-      <w:r>
-        <w:t xml:space="preserve">Records are then attributed to towns using the LSOA name, which in Kent and Monmouthshire follows the local authority district name followed by a code, for example 'Maidstone 001A'. Matching cannot simply take the first word, because several districts have multi-word names such as 'Tunbridge Wells 003A'. The script therefore tests each LSOA name against the known set of district prefixes, ordered longest first so that the most specific match is taken. Rows with no LSOA name at all are dropped, as these are crimes recorded without a usable location and cannot be attributed to any town. A check on the 'Falls within' column additionally guards against any record attributed to another force.</w:t>
-      </w:r>
-    </w:p>
-    <w:p/>
-    <w:p>
-      <w:r>
-        <w:t xml:space="preserve">Matched records are labelled with their crime group and aggregated to one row per town. Because a raw count is only meaningful relative to population — Maidstone, with 113,137 residents, would naturally record more crimes than Usk, with roughly 3,000, even if Usk were the less safe of the two — counts are normalised to crimes per 1,000 residents using the population figures established in Section 1. This makes the crime factor comparable between Kent's large towns and Monmouthshire's much smaller ones, and is what allows it to be scored fairly in the recommendation system.</w:t>
-      </w:r>
-    </w:p>
-    <w:p/>
-    <w:p>
-      <w:r>
-        <w:t xml:space="preserve">Stage 2b produces one file, with a single row per town:</w:t>
-      </w:r>
-    </w:p>
-    <w:p>
-      <w:r>
-        <w:rPr>
-          <w:rFonts w:ascii="Consolas" w:hAnsi="Consolas"/>
-          <w:sz w:val="18"/>
-          <w:szCs w:val="18"/>
-        </w:rPr>
-        <w:t xml:space="preserve">Data/processed/crime_by_town.csv</w:t>
-      </w:r>
-    </w:p>
-    <w:p/>
-    <w:tbl>
-      <w:tblPr>
-        <w:tblW w:type="dxa" w:w="9000"/>
-        <w:tblBorders>
-          <w:top w:val="single" w:color="auto" w:sz="4"/>
-          <w:left w:val="single" w:color="auto" w:sz="4"/>
-          <w:bottom w:val="single" w:color="auto" w:sz="4"/>
-          <w:right w:val="single" w:color="auto" w:sz="4"/>
-          <w:insideH w:val="single" w:color="auto" w:sz="4"/>
-          <w:insideV w:val="single" w:color="auto" w:sz="4"/>
-        </w:tblBorders>
-      </w:tblPr>
-      <w:tblGrid>
-        <w:gridCol w:w="3400"/>
-        <w:gridCol w:w="5600"/>
-      </w:tblGrid>
-      <w:tr>
-        <w:tc>
-          <w:tcPr>
-            <w:tcW w:type="dxa" w:w="3400"/>
-            <w:shd w:fill="1F4E5F" w:val="clear"/>
-          </w:tcPr>
-          <w:p>
-            <w:r>
-              <w:rPr>
-                <w:b/>
-                <w:bCs/>
-                <w:color w:val="FFFFFF"/>
-              </w:rPr>
-              <w:t xml:space="preserve">Field</w:t>
-            </w:r>
-          </w:p>
-        </w:tc>
-        <w:tc>
-          <w:tcPr>
-            <w:tcW w:type="dxa" w:w="5600"/>
-            <w:shd w:fill="1F4E5F" w:val="clear"/>
-          </w:tcPr>
-          <w:p>
-            <w:r>
-              <w:rPr>
-                <w:b/>
-                <w:bCs/>
-                <w:color w:val="FFFFFF"/>
-              </w:rPr>
-              <w:t xml:space="preserve">Description</w:t>
-            </w:r>
-          </w:p>
-        </w:tc>
-      </w:tr>
-      <w:tr>
-        <w:tc>
-          <w:tcPr>
-            <w:tcW w:type="dxa" w:w="3400"/>
-          </w:tcPr>
-          <w:p>
-            <w:r>
-              <w:t xml:space="preserve">Town</w:t>
-            </w:r>
-          </w:p>
-        </w:tc>
-        <w:tc>
-          <w:tcPr>
-            <w:tcW w:type="dxa" w:w="5600"/>
-          </w:tcPr>
-          <w:p>
-            <w:r>
-              <w:t xml:space="preserve">Town name, as used throughout the project</w:t>
-            </w:r>
-          </w:p>
-        </w:tc>
-      </w:tr>
-      <w:tr>
-        <w:tc>
-          <w:tcPr>
-            <w:tcW w:type="dxa" w:w="3400"/>
-          </w:tcPr>
-          <w:p>
-            <w:r>
-              <w:t xml:space="preserve">District_LSOA_Prefix</w:t>
-            </w:r>
-          </w:p>
-        </w:tc>
-        <w:tc>
-          <w:tcPr>
-            <w:tcW w:type="dxa" w:w="5600"/>
-          </w:tcPr>
-          <w:p>
-            <w:r>
-              <w:t xml:space="preserve">District prefix the town's crime records matched on</w:t>
-            </w:r>
-          </w:p>
-        </w:tc>
-      </w:tr>
-      <w:tr>
-        <w:tc>
-          <w:tcPr>
-            <w:tcW w:type="dxa" w:w="3400"/>
-          </w:tcPr>
-          <w:p>
-            <w:r>
-              <w:t xml:space="preserve">Population</w:t>
-            </w:r>
-          </w:p>
-        </w:tc>
-        <w:tc>
-          <w:tcPr>
-            <w:tcW w:type="dxa" w:w="5600"/>
-          </w:tcPr>
-          <w:p>
-            <w:r>
-              <w:t xml:space="preserve">2021 Census usual resident population (Section 1)</w:t>
-            </w:r>
-          </w:p>
-        </w:tc>
-      </w:tr>
-      <w:tr>
-        <w:tc>
-          <w:tcPr>
-            <w:tcW w:type="dxa" w:w="3400"/>
-          </w:tcPr>
-          <w:p>
-            <w:r>
-              <w:t xml:space="preserve">TotalCrimes_36Months</w:t>
-            </w:r>
-          </w:p>
-        </w:tc>
-        <w:tc>
-          <w:tcPr>
-            <w:tcW w:type="dxa" w:w="5600"/>
-          </w:tcPr>
-          <w:p>
-            <w:r>
-              <w:t xml:space="preserve">All matched crimes, 2021-06 to 2024-05</w:t>
-            </w:r>
-          </w:p>
-        </w:tc>
-      </w:tr>
-      <w:tr>
-        <w:tc>
-          <w:tcPr>
-            <w:tcW w:type="dxa" w:w="3400"/>
-          </w:tcPr>
-          <w:p>
-            <w:r>
-              <w:t xml:space="preserve">Violent / Property / Other</w:t>
-            </w:r>
-          </w:p>
-        </w:tc>
-        <w:tc>
-          <w:tcPr>
-            <w:tcW w:type="dxa" w:w="5600"/>
-          </w:tcPr>
-          <w:p>
-            <w:r>
-              <w:t xml:space="preserve">Breakdown by the three grouped categories</w:t>
-            </w:r>
-          </w:p>
-        </w:tc>
-      </w:tr>
-      <w:tr>
-        <w:tc>
-          <w:tcPr>
-            <w:tcW w:type="dxa" w:w="3400"/>
-          </w:tcPr>
-          <w:p>
-            <w:r>
-              <w:t xml:space="preserve">CrimesPer1000Residents_36Months</w:t>
-            </w:r>
-          </w:p>
-        </w:tc>
-        <w:tc>
-          <w:tcPr>
-            <w:tcW w:type="dxa" w:w="5600"/>
-          </w:tcPr>
-          <w:p>
-            <w:r>
-              <w:t xml:space="preserve">Normalised figure used for scoring</w:t>
-            </w:r>
-          </w:p>
-        </w:tc>
-      </w:tr>
-    </w:tbl>
-    <w:p/>
-    <w:p>
-      <w:pPr>
-        <w:pStyle w:val="Heading2"/>
-      </w:pPr>
-      <w:r>
-        <w:t xml:space="preserve">4.5 Limitations Arising from the Filtering Process</w:t>
-      </w:r>
-    </w:p>
-    <w:p>
-      <w:r>
-        <w:t xml:space="preserve">Three limitations follow directly from the wrangling decisions described above and are recorded here so that they can be referred to in the exploratory analysis and conclusions.</w:t>
-      </w:r>
-    </w:p>
-    <w:p/>
-    <w:p>
-      <w:pPr>
-        <w:ind w:left="360" w:hanging="360"/>
-      </w:pPr>
-      <w:r>
-        <w:t xml:space="preserve">•	Shared district figures. Chatham, Rochester and Gillingham return identical crime, broadband and air quality figures, as do Margate and Ramsgate, and all five Monmouthshire towns. This affects fourteen of the twenty towns for at least one factor and is a property of the published data rather than a fault in the filtering.</w:t>
-      </w:r>
-    </w:p>
-    <w:p>
-      <w:pPr>
-        <w:ind w:left="360" w:hanging="360"/>
-      </w:pPr>
-      <w:r>
-        <w:t xml:space="preserve">•	Unlocated crime records. Crimes recorded without an LSOA name are excluded, as they cannot be attributed to a town. The script reports how many records were matched against how many were loaded, so the scale of this exclusion is visible, but it does mean town-level totals are marginally lower than the true recorded figures.</w:t>
-      </w:r>
-    </w:p>
-    <w:p>
-      <w:pPr>
-        <w:ind w:left="360" w:hanging="360"/>
-      </w:pPr>
-      <w:r>
-        <w:t xml:space="preserve">•	Mismatched reference periods. The four datasets do not cover identical periods: house prices span 2021-2024, crime spans June 2021 to May 2024, broadband is a May 2022 snapshot, and air quality is a 2023 annual mean. The ranges were chosen to overlap as closely as the sources allow, but the comparison is not strictly contemporaneous.</w:t>
-      </w:r>
-    </w:p>
-    <w:p/>
-    <w:p>
-      <w:r>
-        <w:t xml:space="preserve">With all four datasets filtered and written to Data/processed/, the project is ready for Stage 3, in which the processed files are combined into a single per-town dataset and normalised into a relational model, ready for exploratory data analysis.</w:t>
+        <w:t xml:space="preserve">With all four datasets filtered to the relevant towns and districts, the next stage of the project combines them into a single structure suitable for exploratory data analysis and, ultimately, the relational data model required by the project brief.</w:t>
       </w:r>
     </w:p>
     <w:sectPr>

--- a/assignment_report.docx
+++ b/assignment_report.docx
@@ -1315,52 +1315,87 @@
         <w:t xml:space="preserve">Two limitations are noted. First, the figures are modelled estimates rather than direct measurements, calibrated against Defra's national monitoring network; they should be interpreted as a reliable approximation of background air quality rather than an exact reading for any specific street or postcode. Second, as with the broadband dataset, the data is aggregated to local authority level rather than individual town. Kent's local authority districts correspond reasonably well to the selected towns, but Monmouthshire is administered as a single unitary authority, so all five Monmouthshire towns in this study will share one PM2.5 figure. This repeats the same granularity limitation identified for the broadband dataset in Section 2.4, and is discussed further in the exploratory data analysis and conclusions sections of this report.</w:t>
       </w:r>
     </w:p>
-    <w:p/>
     <w:p>
       <w:pPr>
         <w:pStyle w:val="Heading1"/>
       </w:pPr>
       <w:r>
-        <w:t xml:space="preserve">4. Data Filtering</w:t>
-      </w:r>
-    </w:p>
+        <w:t xml:space="preserve">4. Data Loading, Filtering, and Wrangling</w:t>
+      </w:r>
+    </w:p>
+    <w:p>
+      <w:r>
+        <w:t xml:space="preserve">With the four datasets identified and their provenance documented, the next stage of the project was to load them, confirm their real structure, and reduce them from national coverage down to the twenty selected towns. This work was deliberately split across several small scripts rather than written as one large cleaning routine. Each script has a single responsibility, prints what it has done, and writes its output to disk, so that a problem in one dataset can be identified and corrected without re-running the whole pipeline.</w:t>
+      </w:r>
+    </w:p>
+    <w:p/>
+    <w:p>
+      <w:r>
+        <w:t xml:space="preserve">The pipeline is organised as follows: Stage 1 loads and inspects the raw data without changing it; Stage 2 builds the shared reference mappings that the filtering depends on; Stage 2a filters the three district-level datasets; and Stage 2b filters and aggregates the crime data, which required a different matching strategy. Raw files are held in Data/raw/ and are never modified; all outputs are written to Data/processed/, keeping the original downloads intact and reproducible.</w:t>
+      </w:r>
+    </w:p>
+    <w:p/>
     <w:p>
       <w:pPr>
         <w:pStyle w:val="Heading2"/>
       </w:pPr>
       <w:r>
-        <w:t xml:space="preserve">4.1 Overview</w:t>
-      </w:r>
-    </w:p>
-    <w:p>
-      <w:r>
-        <w:t xml:space="preserve">With all four raw datasets collected (Section 2) and loaded and inspected for structural issues (a separate technical stage not detailed in this report), each dataset was filtered down to only the data relevant to the 20 selected towns across Kent and Monmouthshire. This section documents what was filtered, how, and an important structural finding that emerged during filtering: several of the selected towns share a single local authority district, meaning some datasets cannot distinguish between them.</w:t>
-      </w:r>
-    </w:p>
-    <w:p/>
-    <w:p>
-      <w:pPr>
-        <w:pStyle w:val="Heading2"/>
-      </w:pPr>
-      <w:r>
-        <w:t xml:space="preserve">4.2 The Town-to-District Mapping</w:t>
-      </w:r>
-    </w:p>
-    <w:p>
-      <w:r>
-        <w:t xml:space="preserve">House prices, broadband, and air quality data are all published using local authority District (or unitary authority) names rather than individual town names. A mapping was therefore built from each of the 20 selected towns to its real local authority District, based on actual UK local government structure rather than assumed from town names alone (for example, Folkestone's district is officially "Folkestone and Hythe", and Royal Tunbridge Wells' district is "Tunbridge Wells").</w:t>
-      </w:r>
-    </w:p>
-    <w:p/>
-    <w:p>
-      <w:r>
-        <w:t xml:space="preserve">Building this mapping surfaced an important structural finding: the 20 selected towns correspond to only 13 unique districts, because several towns share the same local authority area. This is summarised below.</w:t>
+        <w:t xml:space="preserve">4.1 Stage 1: Loading and Inspecting the Raw Data</w:t>
+      </w:r>
+    </w:p>
+    <w:p>
+      <w:r>
+        <w:t xml:space="preserve">Before any filtering or cleaning logic was written, stage1_load_inspect.py was used to load each of the four raw datasets and print its real column names, a sample of rows, and basic record counts. This inspection-only step was kept separate on purpose. Raw government and mirrored data frequently differs in small ways from its published documentation — a missing header row, metadata lines above the real header, or a column named differently than expected — and discovering these while writing filtering logic makes the cause of an error much harder to isolate. Inspecting first meant each such issue was found once, fixed once, and then relied upon safely by every later script.</w:t>
+      </w:r>
+    </w:p>
+    <w:p/>
+    <w:p>
+      <w:r>
+        <w:t xml:space="preserve">Four structural issues were identified and resolved at this stage:</w:t>
+      </w:r>
+    </w:p>
+    <w:p>
+      <w:pPr>
+        <w:ind w:left="360" w:hanging="360"/>
+      </w:pPr>
+      <w:r>
+        <w:t xml:space="preserve">•	The HM Land Registry yearly files have no header row, unlike the Kaggle mirror originally used. All fifteen columns are therefore named explicitly in the script, following the official schema published on gov.uk. This also restored the full address fields (PAON, SAON, Street, Locality) that the mirror's truncated format omitted.</w:t>
+      </w:r>
+    </w:p>
+    <w:p>
+      <w:pPr>
+        <w:ind w:left="360" w:hanging="360"/>
+      </w:pPr>
+      <w:r>
+        <w:t xml:space="preserve">•	The Defra air quality file carries two metadata rows above its real header, so it is read with skiprows=2. Without this, pandas treats the metadata as column names and every field is mislabelled.</w:t>
+      </w:r>
+    </w:p>
+    <w:p>
+      <w:pPr>
+        <w:ind w:left="360" w:hanging="360"/>
+      </w:pPr>
+      <w:r>
+        <w:t xml:space="preserve">•	File paths are built from the script's own location using Path(__file__).resolve().parent.parent rather than from the working directory, because the scripts live in Step1/ while the data lives in a sibling Data/ folder. A relative path would only work if the script were always run from one specific folder, which is not reliable.</w:t>
+      </w:r>
+    </w:p>
+    <w:p>
+      <w:pPr>
+        <w:ind w:left="360" w:hanging="360"/>
+      </w:pPr>
+      <w:r>
+        <w:t xml:space="preserve">•	The crime data's outcome column is actually named 'Last outcome category', not 'Outcome type' as initially assumed from the documentation. This was confirmed only by printing real sample rows.</w:t>
+      </w:r>
+    </w:p>
+    <w:p/>
+    <w:p>
+      <w:r>
+        <w:t xml:space="preserve">The inspection confirmed the following:</w:t>
       </w:r>
     </w:p>
     <w:p/>
     <w:tbl>
       <w:tblPr>
-        <w:tblW w:type="dxa" w:w="9200"/>
+        <w:tblW w:type="dxa" w:w="9000"/>
         <w:tblBorders>
           <w:top w:val="single" w:color="auto" w:sz="4"/>
           <w:left w:val="single" w:color="auto" w:sz="4"/>
@@ -1371,13 +1406,14 @@
         </w:tblBorders>
       </w:tblPr>
       <w:tblGrid>
-        <w:gridCol w:w="3200"/>
-        <w:gridCol w:w="6000"/>
+        <w:gridCol w:w="2000"/>
+        <w:gridCol w:w="3600"/>
+        <w:gridCol w:w="3400"/>
       </w:tblGrid>
       <w:tr>
         <w:tc>
           <w:tcPr>
-            <w:tcW w:type="dxa" w:w="3200"/>
+            <w:tcW w:type="dxa" w:w="2000"/>
             <w:shd w:fill="1F4E5F" w:val="clear"/>
           </w:tcPr>
           <w:p>
@@ -1387,13 +1423,13 @@
                 <w:bCs/>
                 <w:color w:val="FFFFFF"/>
               </w:rPr>
-              <w:t xml:space="preserve">District</w:t>
-            </w:r>
-          </w:p>
-        </w:tc>
-        <w:tc>
-          <w:tcPr>
-            <w:tcW w:type="dxa" w:w="6000"/>
+              <w:t xml:space="preserve">Dataset</w:t>
+            </w:r>
+          </w:p>
+        </w:tc>
+        <w:tc>
+          <w:tcPr>
+            <w:tcW w:type="dxa" w:w="3600"/>
             <w:shd w:fill="1F4E5F" w:val="clear"/>
           </w:tcPr>
           <w:p>
@@ -1403,73 +1439,151 @@
                 <w:bCs/>
                 <w:color w:val="FFFFFF"/>
               </w:rPr>
-              <w:t xml:space="preserve">Towns sharing this district</w:t>
-            </w:r>
-          </w:p>
-        </w:tc>
-      </w:tr>
-      <w:tr>
-        <w:tc>
-          <w:tcPr>
-            <w:tcW w:type="dxa" w:w="3200"/>
-          </w:tcPr>
-          <w:p>
-            <w:r>
-              <w:t xml:space="preserve">Medway</w:t>
-            </w:r>
-          </w:p>
-        </w:tc>
-        <w:tc>
-          <w:tcPr>
-            <w:tcW w:type="dxa" w:w="6000"/>
-          </w:tcPr>
-          <w:p>
-            <w:r>
-              <w:t xml:space="preserve">Chatham, Rochester, Gillingham</w:t>
-            </w:r>
-          </w:p>
-        </w:tc>
-      </w:tr>
-      <w:tr>
-        <w:tc>
-          <w:tcPr>
-            <w:tcW w:type="dxa" w:w="3200"/>
-          </w:tcPr>
-          <w:p>
-            <w:r>
-              <w:t xml:space="preserve">Thanet</w:t>
-            </w:r>
-          </w:p>
-        </w:tc>
-        <w:tc>
-          <w:tcPr>
-            <w:tcW w:type="dxa" w:w="6000"/>
-          </w:tcPr>
-          <w:p>
-            <w:r>
-              <w:t xml:space="preserve">Margate, Ramsgate</w:t>
-            </w:r>
-          </w:p>
-        </w:tc>
-      </w:tr>
-      <w:tr>
-        <w:tc>
-          <w:tcPr>
-            <w:tcW w:type="dxa" w:w="3200"/>
-          </w:tcPr>
-          <w:p>
-            <w:r>
-              <w:t xml:space="preserve">Monmouthshire</w:t>
-            </w:r>
-          </w:p>
-        </w:tc>
-        <w:tc>
-          <w:tcPr>
-            <w:tcW w:type="dxa" w:w="6000"/>
-          </w:tcPr>
-          <w:p>
-            <w:r>
-              <w:t xml:space="preserve">Abergavenny, Chepstow, Caldicot, Monmouth, Usk</w:t>
+              <w:t xml:space="preserve">Confirmed on load</w:t>
+            </w:r>
+          </w:p>
+        </w:tc>
+        <w:tc>
+          <w:tcPr>
+            <w:tcW w:type="dxa" w:w="3400"/>
+            <w:shd w:fill="1F4E5F" w:val="clear"/>
+          </w:tcPr>
+          <w:p>
+            <w:r>
+              <w:rPr>
+                <w:b/>
+                <w:bCs/>
+                <w:color w:val="FFFFFF"/>
+              </w:rPr>
+              <w:t xml:space="preserve">Coverage</w:t>
+            </w:r>
+          </w:p>
+        </w:tc>
+      </w:tr>
+      <w:tr>
+        <w:tc>
+          <w:tcPr>
+            <w:tcW w:type="dxa" w:w="2000"/>
+          </w:tcPr>
+          <w:p>
+            <w:r>
+              <w:t xml:space="preserve">House prices</w:t>
+            </w:r>
+          </w:p>
+        </w:tc>
+        <w:tc>
+          <w:tcPr>
+            <w:tcW w:type="dxa" w:w="3600"/>
+          </w:tcPr>
+          <w:p>
+            <w:r>
+              <w:t xml:space="preserve">4,150,644 rows across the four yearly files</w:t>
+            </w:r>
+          </w:p>
+        </w:tc>
+        <w:tc>
+          <w:tcPr>
+            <w:tcW w:type="dxa" w:w="3400"/>
+          </w:tcPr>
+          <w:p>
+            <w:r>
+              <w:t xml:space="preserve">119,432 rows in Kent; 6,945 in Monmouthshire</w:t>
+            </w:r>
+          </w:p>
+        </w:tc>
+      </w:tr>
+      <w:tr>
+        <w:tc>
+          <w:tcPr>
+            <w:tcW w:type="dxa" w:w="2000"/>
+          </w:tcPr>
+          <w:p>
+            <w:r>
+              <w:t xml:space="preserve">Broadband</w:t>
+            </w:r>
+          </w:p>
+        </w:tc>
+        <w:tc>
+          <w:tcPr>
+            <w:tcW w:type="dxa" w:w="3600"/>
+          </w:tcPr>
+          <w:p>
+            <w:r>
+              <w:t xml:space="preserve">374 local authorities, one row each</w:t>
+            </w:r>
+          </w:p>
+        </w:tc>
+        <w:tc>
+          <w:tcPr>
+            <w:tcW w:type="dxa" w:w="3400"/>
+          </w:tcPr>
+          <w:p>
+            <w:r>
+              <w:t xml:space="preserve">Kent districts and Monmouthshire all present</w:t>
+            </w:r>
+          </w:p>
+        </w:tc>
+      </w:tr>
+      <w:tr>
+        <w:tc>
+          <w:tcPr>
+            <w:tcW w:type="dxa" w:w="2000"/>
+          </w:tcPr>
+          <w:p>
+            <w:r>
+              <w:t xml:space="preserve">Air quality (PM2.5)</w:t>
+            </w:r>
+          </w:p>
+        </w:tc>
+        <w:tc>
+          <w:tcPr>
+            <w:tcW w:type="dxa" w:w="3600"/>
+          </w:tcPr>
+          <w:p>
+            <w:r>
+              <w:t xml:space="preserve">361 local authorities, one row each</w:t>
+            </w:r>
+          </w:p>
+        </w:tc>
+        <w:tc>
+          <w:tcPr>
+            <w:tcW w:type="dxa" w:w="3400"/>
+          </w:tcPr>
+          <w:p>
+            <w:r>
+              <w:t xml:space="preserve">Kent districts and Monmouthshire all present</w:t>
+            </w:r>
+          </w:p>
+        </w:tc>
+      </w:tr>
+      <w:tr>
+        <w:tc>
+          <w:tcPr>
+            <w:tcW w:type="dxa" w:w="2000"/>
+          </w:tcPr>
+          <w:p>
+            <w:r>
+              <w:t xml:space="preserve">Crime</w:t>
+            </w:r>
+          </w:p>
+        </w:tc>
+        <w:tc>
+          <w:tcPr>
+            <w:tcW w:type="dxa" w:w="3600"/>
+          </w:tcPr>
+          <w:p>
+            <w:r>
+              <w:t xml:space="preserve">36 monthly folders, 14 distinct crime types</w:t>
+            </w:r>
+          </w:p>
+        </w:tc>
+        <w:tc>
+          <w:tcPr>
+            <w:tcW w:type="dxa" w:w="3400"/>
+          </w:tcPr>
+          <w:p>
+            <w:r>
+              <w:t xml:space="preserve">2021-06 to 2024-05, Kent and Gwent forces present</w:t>
             </w:r>
           </w:p>
         </w:tc>
@@ -1478,7 +1592,7 @@
     <w:p/>
     <w:p>
       <w:r>
-        <w:t xml:space="preserve">This has a direct consequence for the analysis: since broadband and air quality data are only available at district level, Chatham, Rochester, and Gillingham will carry identical broadband and air quality figures, and the same applies to Margate and Ramsgate. This is not an error in the data or the filtering process; it is a genuine structural limitation of using district-level open data to represent individual towns, and it is treated as such throughout this report rather than concealed. House price and crime data, by contrast, retain enough detail (individual transaction records and LSOA-level crime records respectively) to distinguish between towns even within a shared district, which is discussed further below.</w:t>
+        <w:t xml:space="preserve">Only once all four sections printed sensible output was the project considered ready to move on to filtering.</w:t>
       </w:r>
     </w:p>
     <w:p/>
@@ -1487,70 +1601,24 @@
         <w:pStyle w:val="Heading2"/>
       </w:pPr>
       <w:r>
-        <w:t xml:space="preserve">4.3 Filtering House Prices, Broadband, and Air Quality</w:t>
-      </w:r>
-    </w:p>
-    <w:p>
-      <w:r>
-        <w:t xml:space="preserve">House prices, broadband, and air quality were filtered using the same District-based mapping described above. Broadband and air quality, being small files (one row per UK local authority), were filtered directly by matching the District/Local Authority column against the 13 selected districts.</w:t>
-      </w:r>
-    </w:p>
-    <w:p/>
-    <w:p>
-      <w:r>
-        <w:t xml:space="preserve">House prices required more care due to file size: even split into yearly files (Section 2.3), each year still contains 800,000 to over 1,000,000 transaction records for the whole of England and Wales. Rather than loading an entire yearly file into memory before filtering, each file was read and filtered in chunks of 200,000 rows at a time, with only matching rows retained. This kept memory usage low throughout and avoided the file-access problems encountered with the original single-file approach (Section 2.3).</w:t>
-      </w:r>
-    </w:p>
-    <w:p/>
-    <w:p>
-      <w:r>
-        <w:t xml:space="preserve">The filtering script also prints an explicit warning if any of the 13 expected districts is not found in a given dataset. This safeguard exists because a silent filtering mismatch (for example, a dataset spelling a district name with an ampersand instead of "and") would otherwise cause that town's data to be silently dropped, with no visible indication that anything had gone wrong until a gap was noticed much later during analysis.</w:t>
-      </w:r>
-    </w:p>
-    <w:p/>
-    <w:p>
-      <w:pPr>
-        <w:pStyle w:val="Heading2"/>
-      </w:pPr>
-      <w:r>
-        <w:t xml:space="preserve">4.4 Filtering and Aggregating Crime Data</w:t>
-      </w:r>
-    </w:p>
-    <w:p>
-      <w:r>
-        <w:t xml:space="preserve">Crime data required a different filtering approach, since the raw police.uk street-level files do not include a District column. Records were first filtered to only those attributed to Kent Police or Gwent Police (the two forces covering the selected counties), narrowing the dataset from 36 monthly folders covering roughly 44 police forces each to only the relevant force files.</w:t>
-      </w:r>
-    </w:p>
-    <w:p/>
-    <w:p>
-      <w:r>
-        <w:t xml:space="preserve">Each remaining crime record was then matched to a specific town using its LSOA (Lower Layer Super Output Area) name, which typically begins with the relevant local authority area name (for example, "Maidstone 001A"). Matching required handling multi-word area names correctly (for example, "Tunbridge Wells 003A") and excluding records with no usable location (recorded as "No Location" in the source data, generally used for sensitive crime types).</w:t>
-      </w:r>
-    </w:p>
-    <w:p/>
-    <w:p>
-      <w:r>
-        <w:t xml:space="preserve">The 14 distinct crime types present in the raw data were grouped into three broader categories, following the same general approach used in official UK crime statistics: Violent (violence and sexual offences, robbery, possession of weapons), Property (burglary, vehicle crime, theft-related offences, criminal damage and arson, shoplifting), and Other (anti-social behaviour, public order, drugs, and other crime). This grouping was chosen to keep the later recommendation system's crime score interpretable, rather than working with 14 separate categories.</w:t>
-      </w:r>
-    </w:p>
-    <w:p/>
-    <w:p>
-      <w:r>
-        <w:t xml:space="preserve">Because LSOA naming follows the same district-level pattern as broadband and air quality data, the Medway and Thanet towns identified in Section 4.2 also share identical crime figures with each other, extending the same structural limitation to a third dataset. Crime counts for each town were normalised per 1,000 residents (using the population figures established in Section 1) so that towns of very different sizes, such as Maidstone (population 113,137) and Usk (population 3,000), can be compared fairly rather than simply reflecting town size.</w:t>
-      </w:r>
-    </w:p>
-    <w:p/>
-    <w:p>
-      <w:pPr>
-        <w:pStyle w:val="Heading2"/>
-      </w:pPr>
-      <w:r>
-        <w:t xml:space="preserve">4.5 Summary of Filtering Outcomes</w:t>
-      </w:r>
-    </w:p>
+        <w:t xml:space="preserve">4.2 Stage 2: Shared Reference Data</w:t>
+      </w:r>
+    </w:p>
+    <w:p>
+      <w:r>
+        <w:t xml:space="preserve">Filtering the datasets required two pieces of shared logic, each built as its own reference module so that a correction need only be made in one place and is then picked up automatically by every script that depends on it.</w:t>
+      </w:r>
+    </w:p>
+    <w:p/>
+    <w:p>
+      <w:r>
+        <w:t xml:space="preserve">reference_towns.py maps each of the twenty selected towns to its real local authority district, taken from actual UK local government structure rather than inferred from the town name. This was necessary because district names do not reliably match town names: Folkestone sits within the district of 'Folkestone and Hythe', and Royal Tunbridge Wells sits within the district of 'Tunbridge Wells'. More significantly, several towns share a district, as shown below.</w:t>
+      </w:r>
+    </w:p>
+    <w:p/>
     <w:tbl>
       <w:tblPr>
-        <w:tblW w:type="dxa" w:w="9200"/>
+        <w:tblW w:type="dxa" w:w="9000"/>
         <w:tblBorders>
           <w:top w:val="single" w:color="auto" w:sz="4"/>
           <w:left w:val="single" w:color="auto" w:sz="4"/>
@@ -1561,14 +1629,14 @@
         </w:tblBorders>
       </w:tblPr>
       <w:tblGrid>
-        <w:gridCol w:w="2200"/>
-        <w:gridCol w:w="3200"/>
-        <w:gridCol w:w="3800"/>
+        <w:gridCol w:w="2000"/>
+        <w:gridCol w:w="3600"/>
+        <w:gridCol w:w="3400"/>
       </w:tblGrid>
       <w:tr>
         <w:tc>
           <w:tcPr>
-            <w:tcW w:type="dxa" w:w="2200"/>
+            <w:tcW w:type="dxa" w:w="2000"/>
             <w:shd w:fill="1F4E5F" w:val="clear"/>
           </w:tcPr>
           <w:p>
@@ -1578,13 +1646,13 @@
                 <w:bCs/>
                 <w:color w:val="FFFFFF"/>
               </w:rPr>
-              <w:t xml:space="preserve">Dataset</w:t>
-            </w:r>
-          </w:p>
-        </w:tc>
-        <w:tc>
-          <w:tcPr>
-            <w:tcW w:type="dxa" w:w="3200"/>
+              <w:t xml:space="preserve">District</w:t>
+            </w:r>
+          </w:p>
+        </w:tc>
+        <w:tc>
+          <w:tcPr>
+            <w:tcW w:type="dxa" w:w="3600"/>
             <w:shd w:fill="1F4E5F" w:val="clear"/>
           </w:tcPr>
           <w:p>
@@ -1594,13 +1662,13 @@
                 <w:bCs/>
                 <w:color w:val="FFFFFF"/>
               </w:rPr>
-              <w:t xml:space="preserve">Filtering method</w:t>
-            </w:r>
-          </w:p>
-        </w:tc>
-        <w:tc>
-          <w:tcPr>
-            <w:tcW w:type="dxa" w:w="3800"/>
+              <w:t xml:space="preserve">Towns within it</w:t>
+            </w:r>
+          </w:p>
+        </w:tc>
+        <w:tc>
+          <w:tcPr>
+            <w:tcW w:type="dxa" w:w="3400"/>
             <w:shd w:fill="1F4E5F" w:val="clear"/>
           </w:tcPr>
           <w:p>
@@ -1610,135 +1678,103 @@
                 <w:bCs/>
                 <w:color w:val="FFFFFF"/>
               </w:rPr>
-              <w:t xml:space="preserve">Result</w:t>
-            </w:r>
-          </w:p>
-        </w:tc>
-      </w:tr>
-      <w:tr>
-        <w:tc>
-          <w:tcPr>
-            <w:tcW w:type="dxa" w:w="2200"/>
-          </w:tcPr>
-          <w:p>
-            <w:r>
-              <w:t xml:space="preserve">House prices</w:t>
-            </w:r>
-          </w:p>
-        </w:tc>
-        <w:tc>
-          <w:tcPr>
-            <w:tcW w:type="dxa" w:w="3200"/>
-          </w:tcPr>
-          <w:p>
-            <w:r>
-              <w:t xml:space="preserve">Chunked read, filtered by District (2021-2024 yearly files)</w:t>
-            </w:r>
-          </w:p>
-        </w:tc>
-        <w:tc>
-          <w:tcPr>
-            <w:tcW w:type="dxa" w:w="3800"/>
-          </w:tcPr>
-          <w:p>
-            <w:r>
-              <w:t xml:space="preserve">Filtered to 13 selected districts, ready for per-town aggregation</w:t>
-            </w:r>
-          </w:p>
-        </w:tc>
-      </w:tr>
-      <w:tr>
-        <w:tc>
-          <w:tcPr>
-            <w:tcW w:type="dxa" w:w="2200"/>
-          </w:tcPr>
-          <w:p>
-            <w:r>
-              <w:t xml:space="preserve">Broadband</w:t>
-            </w:r>
-          </w:p>
-        </w:tc>
-        <w:tc>
-          <w:tcPr>
-            <w:tcW w:type="dxa" w:w="3200"/>
-          </w:tcPr>
-          <w:p>
-            <w:r>
-              <w:t xml:space="preserve">Direct filter by Local Authority name</w:t>
-            </w:r>
-          </w:p>
-        </w:tc>
-        <w:tc>
-          <w:tcPr>
-            <w:tcW w:type="dxa" w:w="3800"/>
-          </w:tcPr>
-          <w:p>
-            <w:r>
-              <w:t xml:space="preserve">13 of 13 districts confirmed present</w:t>
-            </w:r>
-          </w:p>
-        </w:tc>
-      </w:tr>
-      <w:tr>
-        <w:tc>
-          <w:tcPr>
-            <w:tcW w:type="dxa" w:w="2200"/>
-          </w:tcPr>
-          <w:p>
-            <w:r>
-              <w:t xml:space="preserve">Air quality</w:t>
-            </w:r>
-          </w:p>
-        </w:tc>
-        <w:tc>
-          <w:tcPr>
-            <w:tcW w:type="dxa" w:w="3200"/>
-          </w:tcPr>
-          <w:p>
-            <w:r>
-              <w:t xml:space="preserve">Direct filter by Local Authority name</w:t>
-            </w:r>
-          </w:p>
-        </w:tc>
-        <w:tc>
-          <w:tcPr>
-            <w:tcW w:type="dxa" w:w="3800"/>
-          </w:tcPr>
-          <w:p>
-            <w:r>
-              <w:t xml:space="preserve">13 of 13 districts confirmed present</w:t>
-            </w:r>
-          </w:p>
-        </w:tc>
-      </w:tr>
-      <w:tr>
-        <w:tc>
-          <w:tcPr>
-            <w:tcW w:type="dxa" w:w="2200"/>
-          </w:tcPr>
-          <w:p>
-            <w:r>
-              <w:t xml:space="preserve">Crime</w:t>
-            </w:r>
-          </w:p>
-        </w:tc>
-        <w:tc>
-          <w:tcPr>
-            <w:tcW w:type="dxa" w:w="3200"/>
-          </w:tcPr>
-          <w:p>
-            <w:r>
-              <w:t xml:space="preserve">Filtered by police force, matched by LSOA name prefix, grouped by type</w:t>
-            </w:r>
-          </w:p>
-        </w:tc>
-        <w:tc>
-          <w:tcPr>
-            <w:tcW w:type="dxa" w:w="3800"/>
-          </w:tcPr>
-          <w:p>
-            <w:r>
-              <w:t xml:space="preserve">One row per town: total crimes, Violent/Property/Other breakdown, crimes per 1,000 residents</w:t>
+              <w:t xml:space="preserve">Consequence</w:t>
+            </w:r>
+          </w:p>
+        </w:tc>
+      </w:tr>
+      <w:tr>
+        <w:tc>
+          <w:tcPr>
+            <w:tcW w:type="dxa" w:w="2000"/>
+          </w:tcPr>
+          <w:p>
+            <w:r>
+              <w:t xml:space="preserve">Medway</w:t>
+            </w:r>
+          </w:p>
+        </w:tc>
+        <w:tc>
+          <w:tcPr>
+            <w:tcW w:type="dxa" w:w="3600"/>
+          </w:tcPr>
+          <w:p>
+            <w:r>
+              <w:t xml:space="preserve">Chatham, Rochester, Gillingham</w:t>
+            </w:r>
+          </w:p>
+        </w:tc>
+        <w:tc>
+          <w:tcPr>
+            <w:tcW w:type="dxa" w:w="3400"/>
+          </w:tcPr>
+          <w:p>
+            <w:r>
+              <w:t xml:space="preserve">Identical broadband, air quality and crime figures</w:t>
+            </w:r>
+          </w:p>
+        </w:tc>
+      </w:tr>
+      <w:tr>
+        <w:tc>
+          <w:tcPr>
+            <w:tcW w:type="dxa" w:w="2000"/>
+          </w:tcPr>
+          <w:p>
+            <w:r>
+              <w:t xml:space="preserve">Thanet</w:t>
+            </w:r>
+          </w:p>
+        </w:tc>
+        <w:tc>
+          <w:tcPr>
+            <w:tcW w:type="dxa" w:w="3600"/>
+          </w:tcPr>
+          <w:p>
+            <w:r>
+              <w:t xml:space="preserve">Margate, Ramsgate</w:t>
+            </w:r>
+          </w:p>
+        </w:tc>
+        <w:tc>
+          <w:tcPr>
+            <w:tcW w:type="dxa" w:w="3400"/>
+          </w:tcPr>
+          <w:p>
+            <w:r>
+              <w:t xml:space="preserve">Identical broadband, air quality and crime figures</w:t>
+            </w:r>
+          </w:p>
+        </w:tc>
+      </w:tr>
+      <w:tr>
+        <w:tc>
+          <w:tcPr>
+            <w:tcW w:type="dxa" w:w="2000"/>
+          </w:tcPr>
+          <w:p>
+            <w:r>
+              <w:t xml:space="preserve">Monmouthshire</w:t>
+            </w:r>
+          </w:p>
+        </w:tc>
+        <w:tc>
+          <w:tcPr>
+            <w:tcW w:type="dxa" w:w="3600"/>
+          </w:tcPr>
+          <w:p>
+            <w:r>
+              <w:t xml:space="preserve">Abergavenny, Chepstow, Caldicot, Monmouth, Usk</w:t>
+            </w:r>
+          </w:p>
+        </w:tc>
+        <w:tc>
+          <w:tcPr>
+            <w:tcW w:type="dxa" w:w="3400"/>
+          </w:tcPr>
+          <w:p>
+            <w:r>
+              <w:t xml:space="preserve">All five Welsh towns share one figure per district-level factor</w:t>
             </w:r>
           </w:p>
         </w:tc>
@@ -1747,7 +1783,346 @@
     <w:p/>
     <w:p>
       <w:r>
-        <w:t xml:space="preserve">With all four datasets filtered to the relevant towns and districts, the next stage of the project combines them into a single structure suitable for exploratory data analysis and, ultimately, the relational data model required by the project brief.</w:t>
+        <w:t xml:space="preserve">As a result, the twenty selected towns correspond to only thirteen unique districts. This is a structural property of how the source data is published rather than an error in the filtering, and it is carried forward explicitly into the exploratory analysis and the limitations discussed in this report. House price data is unaffected, as it records a town for each transaction, and crime data is recorded at LSOA level, though in practice the LSOA names follow the district name and so inherit the same limitation.</w:t>
+      </w:r>
+    </w:p>
+    <w:p/>
+    <w:p>
+      <w:r>
+        <w:t xml:space="preserve">reference_crime_groups.py maps the fourteen raw crime types found in Stage 1 into three broader categories — Violent, Property, and Other. Fourteen categories is too granular to produce a single comparable crime score per town, and the grouping used follows the broad approach taken in official UK crime statistics, making it a defensible categorisation rather than an arbitrary one. Grouping at this stage, alongside the town reference, keeps all shared logic in one place before any filtering code depends on it.</w:t>
+      </w:r>
+    </w:p>
+    <w:p/>
+    <w:p>
+      <w:pPr>
+        <w:pStyle w:val="Heading2"/>
+      </w:pPr>
+      <w:r>
+        <w:t xml:space="preserve">4.3 Stage 2a: Filtering House Prices, Broadband, and Air Quality</w:t>
+      </w:r>
+    </w:p>
+    <w:p>
+      <w:r>
+        <w:t xml:space="preserve">stage2a_filter_prices_broadband_air.py reduces the three district-matched datasets to the thirteen selected districts and writes each result to Data/processed/.</w:t>
+      </w:r>
+    </w:p>
+    <w:p/>
+    <w:p>
+      <w:r>
+        <w:t xml:space="preserve">The house price data is read in chunks of 200,000 rows rather than loaded in full. Even restricted to 2021-2024, each yearly file contains between roughly 800,000 and 1,300,000 rows, and reading an entire file into memory before filtering risks the same resource problems encountered with the original 770MB single-file download. Each chunk is filtered against the selected districts as it is read and only the matching rows are retained, keeping memory use low throughout. District names are standardised to upper case before comparison, as capitalisation is not consistent across the source files.</w:t>
+      </w:r>
+    </w:p>
+    <w:p/>
+    <w:p>
+      <w:r>
+        <w:t xml:space="preserve">Broadband and air quality are each a single small file with one row per local authority, so both are filtered directly on the authority name. In both cases the script compares the set of districts it expected against the set it actually matched, and prints an explicit warning for any district that was not found. This check matters because a name that differs only slightly between the reference mapping and the published data — an ampersand in place of 'and', for instance — would otherwise cause that town's data to be dropped silently, surfacing much later as an unexplained gap in the analysis. Where such a mismatch occurs the reference mapping is corrected, never the source data.</w:t>
+      </w:r>
+    </w:p>
+    <w:p/>
+    <w:p>
+      <w:r>
+        <w:t xml:space="preserve">Stage 2a produces three files:</w:t>
+      </w:r>
+    </w:p>
+    <w:p>
+      <w:r>
+        <w:rPr>
+          <w:rFonts w:ascii="Consolas" w:hAnsi="Consolas"/>
+          <w:sz w:val="18"/>
+          <w:szCs w:val="18"/>
+        </w:rPr>
+        <w:t xml:space="preserve">Data/processed/house_prices_filtered.csv</w:t>
+      </w:r>
+    </w:p>
+    <w:p>
+      <w:r>
+        <w:rPr>
+          <w:rFonts w:ascii="Consolas" w:hAnsi="Consolas"/>
+          <w:sz w:val="18"/>
+          <w:szCs w:val="18"/>
+        </w:rPr>
+        <w:t xml:space="preserve">Data/processed/broadband_filtered.csv</w:t>
+      </w:r>
+    </w:p>
+    <w:p>
+      <w:r>
+        <w:rPr>
+          <w:rFonts w:ascii="Consolas" w:hAnsi="Consolas"/>
+          <w:sz w:val="18"/>
+          <w:szCs w:val="18"/>
+        </w:rPr>
+        <w:t xml:space="preserve">Data/processed/air_quality_filtered.csv</w:t>
+      </w:r>
+    </w:p>
+    <w:p/>
+    <w:p>
+      <w:pPr>
+        <w:pStyle w:val="Heading2"/>
+      </w:pPr>
+      <w:r>
+        <w:t xml:space="preserve">4.4 Stage 2b: Filtering and Aggregating Crime Data</w:t>
+      </w:r>
+    </w:p>
+    <w:p>
+      <w:r>
+        <w:t xml:space="preserve">Crime data required a different approach, as it contains no district column. stage2b_filter_crime.py first walks the 36 monthly folders and selects only the Kent Police and Gwent Police street-level files, discarding the outcomes and stop-and-search files and the roughly forty other police forces that the download also contains. Each file is read with only the three columns actually needed — 'Falls within', 'LSOA name', and 'Crime type' — which substantially reduces load time and memory use across the full set of files.</w:t>
+      </w:r>
+    </w:p>
+    <w:p/>
+    <w:p>
+      <w:r>
+        <w:t xml:space="preserve">Records are then attributed to towns using the LSOA name, which in Kent and Monmouthshire follows the local authority district name followed by a code, for example 'Maidstone 001A'. Matching cannot simply take the first word, because several districts have multi-word names such as 'Tunbridge Wells 003A'. The script therefore tests each LSOA name against the known set of district prefixes, ordered longest first so that the most specific match is taken. Rows with no LSOA name at all are dropped, as these are crimes recorded without a usable location and cannot be attributed to any town. A check on the 'Falls within' column additionally guards against any record attributed to another force.</w:t>
+      </w:r>
+    </w:p>
+    <w:p/>
+    <w:p>
+      <w:r>
+        <w:t xml:space="preserve">Matched records are labelled with their crime group and aggregated to one row per town. Because a raw count is only meaningful relative to population — Maidstone, with 113,137 residents, would naturally record more crimes than Usk, with roughly 3,000, even if Usk were the less safe of the two — counts are normalised to crimes per 1,000 residents using the population figures established in Section 1. This makes the crime factor comparable between Kent's large towns and Monmouthshire's much smaller ones, and is what allows it to be scored fairly in the recommendation system.</w:t>
+      </w:r>
+    </w:p>
+    <w:p/>
+    <w:p>
+      <w:r>
+        <w:t xml:space="preserve">Stage 2b produces one file, with a single row per town:</w:t>
+      </w:r>
+    </w:p>
+    <w:p>
+      <w:r>
+        <w:rPr>
+          <w:rFonts w:ascii="Consolas" w:hAnsi="Consolas"/>
+          <w:sz w:val="18"/>
+          <w:szCs w:val="18"/>
+        </w:rPr>
+        <w:t xml:space="preserve">Data/processed/crime_by_town.csv</w:t>
+      </w:r>
+    </w:p>
+    <w:p/>
+    <w:tbl>
+      <w:tblPr>
+        <w:tblW w:type="dxa" w:w="9000"/>
+        <w:tblBorders>
+          <w:top w:val="single" w:color="auto" w:sz="4"/>
+          <w:left w:val="single" w:color="auto" w:sz="4"/>
+          <w:bottom w:val="single" w:color="auto" w:sz="4"/>
+          <w:right w:val="single" w:color="auto" w:sz="4"/>
+          <w:insideH w:val="single" w:color="auto" w:sz="4"/>
+          <w:insideV w:val="single" w:color="auto" w:sz="4"/>
+        </w:tblBorders>
+      </w:tblPr>
+      <w:tblGrid>
+        <w:gridCol w:w="3400"/>
+        <w:gridCol w:w="5600"/>
+      </w:tblGrid>
+      <w:tr>
+        <w:tc>
+          <w:tcPr>
+            <w:tcW w:type="dxa" w:w="3400"/>
+            <w:shd w:fill="1F4E5F" w:val="clear"/>
+          </w:tcPr>
+          <w:p>
+            <w:r>
+              <w:rPr>
+                <w:b/>
+                <w:bCs/>
+                <w:color w:val="FFFFFF"/>
+              </w:rPr>
+              <w:t xml:space="preserve">Field</w:t>
+            </w:r>
+          </w:p>
+        </w:tc>
+        <w:tc>
+          <w:tcPr>
+            <w:tcW w:type="dxa" w:w="5600"/>
+            <w:shd w:fill="1F4E5F" w:val="clear"/>
+          </w:tcPr>
+          <w:p>
+            <w:r>
+              <w:rPr>
+                <w:b/>
+                <w:bCs/>
+                <w:color w:val="FFFFFF"/>
+              </w:rPr>
+              <w:t xml:space="preserve">Description</w:t>
+            </w:r>
+          </w:p>
+        </w:tc>
+      </w:tr>
+      <w:tr>
+        <w:tc>
+          <w:tcPr>
+            <w:tcW w:type="dxa" w:w="3400"/>
+          </w:tcPr>
+          <w:p>
+            <w:r>
+              <w:t xml:space="preserve">Town</w:t>
+            </w:r>
+          </w:p>
+        </w:tc>
+        <w:tc>
+          <w:tcPr>
+            <w:tcW w:type="dxa" w:w="5600"/>
+          </w:tcPr>
+          <w:p>
+            <w:r>
+              <w:t xml:space="preserve">Town name, as used throughout the project</w:t>
+            </w:r>
+          </w:p>
+        </w:tc>
+      </w:tr>
+      <w:tr>
+        <w:tc>
+          <w:tcPr>
+            <w:tcW w:type="dxa" w:w="3400"/>
+          </w:tcPr>
+          <w:p>
+            <w:r>
+              <w:t xml:space="preserve">District_LSOA_Prefix</w:t>
+            </w:r>
+          </w:p>
+        </w:tc>
+        <w:tc>
+          <w:tcPr>
+            <w:tcW w:type="dxa" w:w="5600"/>
+          </w:tcPr>
+          <w:p>
+            <w:r>
+              <w:t xml:space="preserve">District prefix the town's crime records matched on</w:t>
+            </w:r>
+          </w:p>
+        </w:tc>
+      </w:tr>
+      <w:tr>
+        <w:tc>
+          <w:tcPr>
+            <w:tcW w:type="dxa" w:w="3400"/>
+          </w:tcPr>
+          <w:p>
+            <w:r>
+              <w:t xml:space="preserve">Population</w:t>
+            </w:r>
+          </w:p>
+        </w:tc>
+        <w:tc>
+          <w:tcPr>
+            <w:tcW w:type="dxa" w:w="5600"/>
+          </w:tcPr>
+          <w:p>
+            <w:r>
+              <w:t xml:space="preserve">2021 Census usual resident population (Section 1)</w:t>
+            </w:r>
+          </w:p>
+        </w:tc>
+      </w:tr>
+      <w:tr>
+        <w:tc>
+          <w:tcPr>
+            <w:tcW w:type="dxa" w:w="3400"/>
+          </w:tcPr>
+          <w:p>
+            <w:r>
+              <w:t xml:space="preserve">TotalCrimes_36Months</w:t>
+            </w:r>
+          </w:p>
+        </w:tc>
+        <w:tc>
+          <w:tcPr>
+            <w:tcW w:type="dxa" w:w="5600"/>
+          </w:tcPr>
+          <w:p>
+            <w:r>
+              <w:t xml:space="preserve">All matched crimes, 2021-06 to 2024-05</w:t>
+            </w:r>
+          </w:p>
+        </w:tc>
+      </w:tr>
+      <w:tr>
+        <w:tc>
+          <w:tcPr>
+            <w:tcW w:type="dxa" w:w="3400"/>
+          </w:tcPr>
+          <w:p>
+            <w:r>
+              <w:t xml:space="preserve">Violent / Property / Other</w:t>
+            </w:r>
+          </w:p>
+        </w:tc>
+        <w:tc>
+          <w:tcPr>
+            <w:tcW w:type="dxa" w:w="5600"/>
+          </w:tcPr>
+          <w:p>
+            <w:r>
+              <w:t xml:space="preserve">Breakdown by the three grouped categories</w:t>
+            </w:r>
+          </w:p>
+        </w:tc>
+      </w:tr>
+      <w:tr>
+        <w:tc>
+          <w:tcPr>
+            <w:tcW w:type="dxa" w:w="3400"/>
+          </w:tcPr>
+          <w:p>
+            <w:r>
+              <w:t xml:space="preserve">CrimesPer1000Residents_36Months</w:t>
+            </w:r>
+          </w:p>
+        </w:tc>
+        <w:tc>
+          <w:tcPr>
+            <w:tcW w:type="dxa" w:w="5600"/>
+          </w:tcPr>
+          <w:p>
+            <w:r>
+              <w:t xml:space="preserve">Normalised figure used for scoring</w:t>
+            </w:r>
+          </w:p>
+        </w:tc>
+      </w:tr>
+    </w:tbl>
+    <w:p/>
+    <w:p>
+      <w:pPr>
+        <w:pStyle w:val="Heading2"/>
+      </w:pPr>
+      <w:r>
+        <w:t xml:space="preserve">4.5 Limitations Arising from the Filtering Process</w:t>
+      </w:r>
+    </w:p>
+    <w:p>
+      <w:r>
+        <w:t xml:space="preserve">Three limitations follow directly from the wrangling decisions described above and are recorded here so that they can be referred to in the exploratory analysis and conclusions.</w:t>
+      </w:r>
+    </w:p>
+    <w:p/>
+    <w:p>
+      <w:pPr>
+        <w:ind w:left="360" w:hanging="360"/>
+      </w:pPr>
+      <w:r>
+        <w:t xml:space="preserve">•	Shared district figures. Chatham, Rochester and Gillingham return identical crime, broadband and air quality figures, as do Margate and Ramsgate, and all five Monmouthshire towns. This affects fourteen of the twenty towns for at least one factor and is a property of the published data rather than a fault in the filtering.</w:t>
+      </w:r>
+    </w:p>
+    <w:p>
+      <w:pPr>
+        <w:ind w:left="360" w:hanging="360"/>
+      </w:pPr>
+      <w:r>
+        <w:t xml:space="preserve">•	Unlocated crime records. Crimes recorded without an LSOA name are excluded, as they cannot be attributed to a town. The script reports how many records were matched against how many were loaded, so the scale of this exclusion is visible, but it does mean town-level totals are marginally lower than the true recorded figures.</w:t>
+      </w:r>
+    </w:p>
+    <w:p>
+      <w:pPr>
+        <w:ind w:left="360" w:hanging="360"/>
+      </w:pPr>
+      <w:r>
+        <w:t xml:space="preserve">•	Mismatched reference periods. The four datasets do not cover identical periods: house prices span 2021-2024, crime spans June 2021 to May 2024, broadband is a May 2022 snapshot, and air quality is a 2023 annual mean. The ranges were chosen to overlap as closely as the sources allow, but the comparison is not strictly contemporaneous.</w:t>
+      </w:r>
+    </w:p>
+    <w:p/>
+    <w:p>
+      <w:r>
+        <w:t xml:space="preserve">With all four datasets filtered and written to Data/processed/, the project is ready for Stage 3, in which the processed files are combined into a single per-town dataset and normalised into a relational model, ready for exploratory data analysis.</w:t>
       </w:r>
     </w:p>
     <w:sectPr>
